--- a/PPTs/Exams/CSC111 Final Exam Cheatsheet.docx
+++ b/PPTs/Exams/CSC111 Final Exam Cheatsheet.docx
@@ -2,6 +2,111 @@
 <file path=word/document.xml><?xml version="1.0" encoding="utf-8"?>
 <w:document xmlns:wpc="http://schemas.microsoft.com/office/word/2010/wordprocessingCanvas" xmlns:cx="http://schemas.microsoft.com/office/drawing/2014/chartex" xmlns:cx1="http://schemas.microsoft.com/office/drawing/2015/9/8/chartex" xmlns:cx2="http://schemas.microsoft.com/office/drawing/2015/10/21/chartex" xmlns:cx3="http://schemas.microsoft.com/office/drawing/2016/5/9/chartex" xmlns:cx4="http://schemas.microsoft.com/office/drawing/2016/5/10/chartex" xmlns:cx5="http://schemas.microsoft.com/office/drawing/2016/5/11/chartex" xmlns:cx6="http://schemas.microsoft.com/office/drawing/2016/5/12/chartex" xmlns:cx7="http://schemas.microsoft.com/office/drawing/2016/5/13/chartex" xmlns:cx8="http://schemas.microsoft.com/office/drawing/2016/5/14/chartex" xmlns:mc="http://schemas.openxmlformats.org/markup-compatibility/2006" xmlns:aink="http://schemas.microsoft.com/office/drawing/2016/ink" xmlns:am3d="http://schemas.microsoft.com/office/drawing/2017/model3d" xmlns:o="urn:schemas-microsoft-com:office:office" xmlns:oel="http://schemas.microsoft.com/office/2019/extlst" xmlns:r="http://schemas.openxmlformats.org/officeDocument/2006/relationships" xmlns:m="http://schemas.openxmlformats.org/officeDocument/2006/math" xmlns:v="urn:schemas-microsoft-com:vml" xmlns:wp14="http://schemas.microsoft.com/office/word/2010/wordprocessingDrawing" xmlns:wp="http://schemas.openxmlformats.org/drawingml/2006/wordprocessingDrawing" xmlns:w10="urn:schemas-microsoft-com:office:word" xmlns:w="http://schemas.openxmlformats.org/wordprocessingml/2006/main" xmlns:w14="http://schemas.microsoft.com/office/word/2010/wordml" xmlns:w15="http://schemas.microsoft.com/office/word/2012/wordml" xmlns:w16cex="http://schemas.microsoft.com/office/word/2018/wordml/cex" xmlns:w16cid="http://schemas.microsoft.com/office/word/2016/wordml/cid" xmlns:w16="http://schemas.microsoft.com/office/word/2018/wordml" xmlns:w16du="http://schemas.microsoft.com/office/word/2023/wordml/word16du" xmlns:w16sdtdh="http://schemas.microsoft.com/office/word/2020/wordml/sdtdatahash" xmlns:w16sdtfl="http://schemas.microsoft.com/office/word/2024/wordml/sdtformatlock" xmlns:w16se="http://schemas.microsoft.com/office/word/2015/wordml/symex" xmlns:wpg="http://schemas.microsoft.com/office/word/2010/wordprocessingGroup" xmlns:wpi="http://schemas.microsoft.com/office/word/2010/wordprocessingInk" xmlns:wne="http://schemas.microsoft.com/office/word/2006/wordml" xmlns:wps="http://schemas.microsoft.com/office/word/2010/wordprocessingShape" mc:Ignorable="w14 w15 w16se w16cid w16 w16cex w16sdtdh w16sdtfl w16du wp14">
   <w:body>
+    <w:p>
+      <w:pPr>
+        <w:pStyle w:val="Title"/>
+        <w:jc w:val="center"/>
+        <w:rPr>
+          <w:noProof/>
+          <w:lang w:eastAsia="en-US"/>
+        </w:rPr>
+      </w:pPr>
+      <w:r>
+        <w:rPr>
+          <w:noProof/>
+          <w:lang w:eastAsia="en-US"/>
+        </w:rPr>
+        <w:t>CSC111 Final Exam Cheatsheet</w:t>
+      </w:r>
+    </w:p>
+    <w:p>
+      <w:pPr>
+        <w:spacing w:before="240"/>
+        <w:jc w:val="center"/>
+        <w:rPr>
+          <w:rFonts w:ascii="Calibri" w:eastAsiaTheme="minorHAnsi" w:hAnsi="Calibri" w:cs="Calibri"/>
+          <w:b/>
+          <w:noProof/>
+          <w:color w:val="000000"/>
+          <w:lang w:eastAsia="en-US"/>
+        </w:rPr>
+      </w:pPr>
+      <w:r>
+        <w:rPr>
+          <w:rFonts w:ascii="Calibri" w:eastAsiaTheme="minorHAnsi" w:hAnsi="Calibri" w:cs="Calibri"/>
+          <w:b/>
+          <w:noProof/>
+          <w:color w:val="000000"/>
+          <w:lang w:eastAsia="en-US"/>
+        </w:rPr>
+        <w:t>Decimal, Binary and Hex</w:t>
+      </w:r>
+    </w:p>
+    <w:p>
+      <w:pPr>
+        <w:jc w:val="center"/>
+        <w:rPr>
+          <w:rFonts w:ascii="Calibri" w:eastAsiaTheme="minorHAnsi" w:hAnsi="Calibri" w:cs="Calibri"/>
+          <w:b/>
+          <w:color w:val="000000"/>
+          <w:lang w:eastAsia="en-US"/>
+        </w:rPr>
+      </w:pPr>
+      <w:r>
+        <w:rPr>
+          <w:rFonts w:ascii="Calibri" w:eastAsiaTheme="minorHAnsi" w:hAnsi="Calibri" w:cs="Calibri"/>
+          <w:b/>
+          <w:noProof/>
+          <w:color w:val="000000"/>
+          <w:lang w:eastAsia="en-US"/>
+        </w:rPr>
+        <w:drawing>
+          <wp:inline distT="0" distB="0" distL="0" distR="0" wp14:anchorId="3A00E271" wp14:editId="6A859D19">
+            <wp:extent cx="2576946" cy="3284622"/>
+            <wp:effectExtent l="0" t="0" r="0" b="0"/>
+            <wp:docPr id="2078207799" name="Picture 1"/>
+            <wp:cNvGraphicFramePr>
+              <a:graphicFrameLocks xmlns:a="http://schemas.openxmlformats.org/drawingml/2006/main" noChangeAspect="1"/>
+            </wp:cNvGraphicFramePr>
+            <a:graphic xmlns:a="http://schemas.openxmlformats.org/drawingml/2006/main">
+              <a:graphicData uri="http://schemas.openxmlformats.org/drawingml/2006/picture">
+                <pic:pic xmlns:pic="http://schemas.openxmlformats.org/drawingml/2006/picture">
+                  <pic:nvPicPr>
+                    <pic:cNvPr id="0" name="Picture 2"/>
+                    <pic:cNvPicPr>
+                      <a:picLocks noChangeAspect="1" noChangeArrowheads="1"/>
+                    </pic:cNvPicPr>
+                  </pic:nvPicPr>
+                  <pic:blipFill>
+                    <a:blip r:embed="rId7">
+                      <a:extLst>
+                        <a:ext uri="{28A0092B-C50C-407E-A947-70E740481C1C}">
+                          <a14:useLocalDpi xmlns:a14="http://schemas.microsoft.com/office/drawing/2010/main" val="0"/>
+                        </a:ext>
+                      </a:extLst>
+                    </a:blip>
+                    <a:srcRect/>
+                    <a:stretch>
+                      <a:fillRect/>
+                    </a:stretch>
+                  </pic:blipFill>
+                  <pic:spPr bwMode="auto">
+                    <a:xfrm>
+                      <a:off x="0" y="0"/>
+                      <a:ext cx="2579329" cy="3287659"/>
+                    </a:xfrm>
+                    <a:prstGeom prst="rect">
+                      <a:avLst/>
+                    </a:prstGeom>
+                    <a:noFill/>
+                  </pic:spPr>
+                </pic:pic>
+              </a:graphicData>
+            </a:graphic>
+          </wp:inline>
+        </w:drawing>
+      </w:r>
+    </w:p>
     <w:p>
       <w:pPr>
         <w:jc w:val="center"/>
@@ -59,7 +164,7 @@
                     </pic:cNvPicPr>
                   </pic:nvPicPr>
                   <pic:blipFill>
-                    <a:blip r:embed="rId7">
+                    <a:blip r:embed="rId8">
                       <a:extLst>
                         <a:ext uri="{28A0092B-C50C-407E-A947-70E740481C1C}">
                           <a14:useLocalDpi xmlns:a14="http://schemas.microsoft.com/office/drawing/2010/main" val="0"/>
@@ -98,6 +203,8 @@
           <w:rFonts w:ascii="Calibri" w:eastAsiaTheme="minorEastAsia" w:hAnsi="Calibri" w:cs="Calibri"/>
           <w:b/>
           <w:color w:val="000000"/>
+          <w:sz w:val="21"/>
+          <w:szCs w:val="21"/>
         </w:rPr>
       </w:pPr>
       <w:r>
@@ -105,6 +212,8 @@
           <w:rFonts w:ascii="Calibri" w:eastAsiaTheme="minorEastAsia" w:hAnsi="Calibri" w:cs="Calibri"/>
           <w:b/>
           <w:color w:val="000000"/>
+          <w:sz w:val="21"/>
+          <w:szCs w:val="21"/>
         </w:rPr>
         <w:t>Condition Codes:</w:t>
       </w:r>
@@ -119,6 +228,8 @@
           <w:rFonts w:ascii="Calibri" w:eastAsiaTheme="minorEastAsia" w:hAnsi="Calibri" w:cs="Calibri"/>
           <w:bCs/>
           <w:color w:val="000000"/>
+          <w:sz w:val="21"/>
+          <w:szCs w:val="21"/>
         </w:rPr>
       </w:pPr>
       <w:r>
@@ -126,6 +237,8 @@
           <w:rFonts w:ascii="Calibri" w:eastAsiaTheme="minorEastAsia" w:hAnsi="Calibri" w:cs="Calibri"/>
           <w:bCs/>
           <w:color w:val="000000"/>
+          <w:sz w:val="21"/>
+          <w:szCs w:val="21"/>
         </w:rPr>
         <w:t>EQ/NE: Z=1 / Z=0 (Equal/Not Equal)</w:t>
       </w:r>
@@ -140,6 +253,8 @@
           <w:rFonts w:ascii="Calibri" w:eastAsiaTheme="minorEastAsia" w:hAnsi="Calibri" w:cs="Calibri"/>
           <w:bCs/>
           <w:color w:val="000000"/>
+          <w:sz w:val="21"/>
+          <w:szCs w:val="21"/>
         </w:rPr>
       </w:pPr>
       <w:r>
@@ -147,6 +262,8 @@
           <w:rFonts w:ascii="Calibri" w:eastAsiaTheme="minorEastAsia" w:hAnsi="Calibri" w:cs="Calibri"/>
           <w:bCs/>
           <w:color w:val="000000"/>
+          <w:sz w:val="21"/>
+          <w:szCs w:val="21"/>
         </w:rPr>
         <w:t>LT/GE: N≠V / N=V (Signed Less Than/Greater Equal)</w:t>
       </w:r>
@@ -161,6 +278,8 @@
           <w:rFonts w:ascii="Calibri" w:eastAsiaTheme="minorEastAsia" w:hAnsi="Calibri" w:cs="Calibri"/>
           <w:bCs/>
           <w:color w:val="000000"/>
+          <w:sz w:val="21"/>
+          <w:szCs w:val="21"/>
         </w:rPr>
       </w:pPr>
       <w:r>
@@ -168,6 +287,8 @@
           <w:rFonts w:ascii="Calibri" w:eastAsiaTheme="minorEastAsia" w:hAnsi="Calibri" w:cs="Calibri"/>
           <w:bCs/>
           <w:color w:val="000000"/>
+          <w:sz w:val="21"/>
+          <w:szCs w:val="21"/>
         </w:rPr>
         <w:t>GT/LE: Z=0 &amp; N=V / Z=1 or N≠V (Signed Greater/Less Equal)</w:t>
       </w:r>
@@ -182,6 +303,8 @@
           <w:rFonts w:ascii="Calibri" w:eastAsiaTheme="minorEastAsia" w:hAnsi="Calibri" w:cs="Calibri"/>
           <w:bCs/>
           <w:color w:val="000000"/>
+          <w:sz w:val="21"/>
+          <w:szCs w:val="21"/>
         </w:rPr>
       </w:pPr>
       <w:r>
@@ -189,6 +312,8 @@
           <w:rFonts w:ascii="Calibri" w:eastAsiaTheme="minorEastAsia" w:hAnsi="Calibri" w:cs="Calibri"/>
           <w:bCs/>
           <w:color w:val="000000"/>
+          <w:sz w:val="21"/>
+          <w:szCs w:val="21"/>
         </w:rPr>
         <w:t>LO/HS: C=0 / C=1 (Unsigned Lower/Higher Same)</w:t>
       </w:r>
@@ -203,6 +328,8 @@
           <w:rFonts w:ascii="Calibri" w:eastAsiaTheme="minorEastAsia" w:hAnsi="Calibri" w:cs="Calibri"/>
           <w:bCs/>
           <w:color w:val="000000"/>
+          <w:sz w:val="21"/>
+          <w:szCs w:val="21"/>
         </w:rPr>
       </w:pPr>
       <w:r>
@@ -210,6 +337,8 @@
           <w:rFonts w:ascii="Calibri" w:eastAsiaTheme="minorEastAsia" w:hAnsi="Calibri" w:cs="Calibri"/>
           <w:bCs/>
           <w:color w:val="000000"/>
+          <w:sz w:val="21"/>
+          <w:szCs w:val="21"/>
         </w:rPr>
         <w:t>HI/LS: C=1 &amp; Z=0 / C=0 or Z=1 (Unsigned Higher/Lower Same)</w:t>
       </w:r>
@@ -224,6 +353,8 @@
           <w:rFonts w:ascii="Calibri" w:eastAsiaTheme="minorEastAsia" w:hAnsi="Calibri" w:cs="Calibri"/>
           <w:b/>
           <w:color w:val="000000"/>
+          <w:sz w:val="21"/>
+          <w:szCs w:val="21"/>
         </w:rPr>
       </w:pPr>
       <w:r>
@@ -231,6 +362,8 @@
           <w:rFonts w:ascii="Calibri" w:eastAsiaTheme="minorEastAsia" w:hAnsi="Calibri" w:cs="Calibri"/>
           <w:b/>
           <w:color w:val="000000"/>
+          <w:sz w:val="21"/>
+          <w:szCs w:val="21"/>
         </w:rPr>
         <w:t>Flag Setting Instructions:</w:t>
       </w:r>
@@ -245,6 +378,8 @@
           <w:rFonts w:ascii="Calibri" w:eastAsiaTheme="minorEastAsia" w:hAnsi="Calibri" w:cs="Calibri"/>
           <w:bCs/>
           <w:color w:val="000000"/>
+          <w:sz w:val="21"/>
+          <w:szCs w:val="21"/>
         </w:rPr>
       </w:pPr>
       <w:r>
@@ -252,6 +387,8 @@
           <w:rFonts w:ascii="Calibri" w:eastAsiaTheme="minorEastAsia" w:hAnsi="Calibri" w:cs="Calibri"/>
           <w:bCs/>
           <w:color w:val="000000"/>
+          <w:sz w:val="21"/>
+          <w:szCs w:val="21"/>
         </w:rPr>
         <w:t>CMP: R1 - R2 (result discarded)</w:t>
       </w:r>
@@ -266,6 +403,8 @@
           <w:rFonts w:ascii="Calibri" w:eastAsiaTheme="minorEastAsia" w:hAnsi="Calibri" w:cs="Calibri"/>
           <w:bCs/>
           <w:color w:val="000000"/>
+          <w:sz w:val="21"/>
+          <w:szCs w:val="21"/>
         </w:rPr>
       </w:pPr>
       <w:r>
@@ -273,7 +412,10 @@
           <w:rFonts w:ascii="Calibri" w:eastAsiaTheme="minorEastAsia" w:hAnsi="Calibri" w:cs="Calibri"/>
           <w:bCs/>
           <w:color w:val="000000"/>
+          <w:sz w:val="21"/>
+          <w:szCs w:val="21"/>
         </w:rPr>
+        <w:lastRenderedPageBreak/>
         <w:t>TST: R1 &amp; R2 (result discarded)</w:t>
       </w:r>
     </w:p>
@@ -287,6 +429,8 @@
           <w:rFonts w:ascii="Calibri" w:eastAsiaTheme="minorEastAsia" w:hAnsi="Calibri" w:cs="Calibri"/>
           <w:bCs/>
           <w:color w:val="000000"/>
+          <w:sz w:val="21"/>
+          <w:szCs w:val="21"/>
         </w:rPr>
       </w:pPr>
       <w:r>
@@ -294,6 +438,8 @@
           <w:rFonts w:ascii="Calibri" w:eastAsiaTheme="minorEastAsia" w:hAnsi="Calibri" w:cs="Calibri"/>
           <w:bCs/>
           <w:color w:val="000000"/>
+          <w:sz w:val="21"/>
+          <w:szCs w:val="21"/>
         </w:rPr>
         <w:t xml:space="preserve">TEQ: R1 </w:t>
       </w:r>
@@ -302,6 +448,8 @@
           <w:rFonts w:ascii="Cambria Math" w:eastAsiaTheme="minorEastAsia" w:hAnsi="Cambria Math" w:cs="Cambria Math"/>
           <w:bCs/>
           <w:color w:val="000000"/>
+          <w:sz w:val="21"/>
+          <w:szCs w:val="21"/>
         </w:rPr>
         <w:t>⊕</w:t>
       </w:r>
@@ -310,6 +458,8 @@
           <w:rFonts w:ascii="Calibri" w:eastAsiaTheme="minorEastAsia" w:hAnsi="Calibri" w:cs="Calibri"/>
           <w:bCs/>
           <w:color w:val="000000"/>
+          <w:sz w:val="21"/>
+          <w:szCs w:val="21"/>
         </w:rPr>
         <w:t xml:space="preserve"> R2 (result discarded)</w:t>
       </w:r>
@@ -324,6 +474,8 @@
           <w:rFonts w:ascii="Calibri" w:eastAsiaTheme="minorEastAsia" w:hAnsi="Calibri" w:cs="Calibri"/>
           <w:bCs/>
           <w:color w:val="000000"/>
+          <w:sz w:val="21"/>
+          <w:szCs w:val="21"/>
         </w:rPr>
       </w:pPr>
       <w:r>
@@ -331,6 +483,8 @@
           <w:rFonts w:ascii="Calibri" w:eastAsiaTheme="minorEastAsia" w:hAnsi="Calibri" w:cs="Calibri"/>
           <w:bCs/>
           <w:color w:val="000000"/>
+          <w:sz w:val="21"/>
+          <w:szCs w:val="21"/>
         </w:rPr>
         <w:t>CMN: R1 + R2 (result discarded)</w:t>
       </w:r>
@@ -379,7 +533,6 @@
           <w:noProof/>
           <w:color w:val="000000"/>
         </w:rPr>
-        <w:lastRenderedPageBreak/>
         <w:drawing>
           <wp:inline distT="0" distB="0" distL="0" distR="0" wp14:anchorId="37335C38" wp14:editId="2407186E">
             <wp:extent cx="5627903" cy="3429000"/>
@@ -398,7 +551,7 @@
                     </pic:cNvPicPr>
                   </pic:nvPicPr>
                   <pic:blipFill>
-                    <a:blip r:embed="rId8">
+                    <a:blip r:embed="rId9">
                       <a:extLst>
                         <a:ext uri="{28A0092B-C50C-407E-A947-70E740481C1C}">
                           <a14:useLocalDpi xmlns:a14="http://schemas.microsoft.com/office/drawing/2010/main" val="0"/>
@@ -439,16 +592,6 @@
     </w:p>
     <w:p>
       <w:pPr>
-        <w:jc w:val="center"/>
-        <w:rPr>
-          <w:rFonts w:ascii="Calibri" w:eastAsiaTheme="minorEastAsia" w:hAnsi="Calibri" w:cs="Calibri" w:hint="eastAsia"/>
-          <w:b/>
-          <w:color w:val="000000"/>
-        </w:rPr>
-      </w:pPr>
-    </w:p>
-    <w:p>
-      <w:pPr>
         <w:pStyle w:val="Default"/>
         <w:spacing w:after="200"/>
         <w:ind w:left="360"/>
@@ -1751,17 +1894,7 @@
                 <w:sz w:val="16"/>
                 <w:szCs w:val="16"/>
               </w:rPr>
-              <w:t>–1</w:t>
-            </w:r>
-            <w:proofErr w:type="gramStart"/>
-            <w:r>
-              <w:rPr>
-                <w:rFonts w:ascii="Consolas" w:eastAsia="Times New Roman" w:hAnsi="Consolas"/>
-                <w:color w:val="000000"/>
-                <w:sz w:val="16"/>
-                <w:szCs w:val="16"/>
-              </w:rPr>
-              <w:t>):</w:t>
+              <w:t>–1):</w:t>
             </w:r>
             <w:proofErr w:type="spellStart"/>
             <w:r>
@@ -1774,7 +1907,6 @@
               <w:t>lsb</w:t>
             </w:r>
             <w:proofErr w:type="spellEnd"/>
-            <w:proofErr w:type="gramEnd"/>
             <w:r>
               <w:rPr>
                 <w:rFonts w:ascii="Consolas" w:eastAsia="Times New Roman" w:hAnsi="Consolas"/>
@@ -3680,6 +3812,7 @@
                 <w:sz w:val="16"/>
                 <w:szCs w:val="16"/>
               </w:rPr>
+              <w:lastRenderedPageBreak/>
               <w:t>EOR, EORS</w:t>
             </w:r>
           </w:p>
@@ -4149,7 +4282,6 @@
                 <w:sz w:val="16"/>
                 <w:szCs w:val="16"/>
               </w:rPr>
-              <w:lastRenderedPageBreak/>
               <w:t>LDMDB, LDMEA</w:t>
             </w:r>
           </w:p>
@@ -9948,7 +10080,6 @@
               <w:t xml:space="preserve"> </w:t>
             </w:r>
             <w:proofErr w:type="spellStart"/>
-            <w:proofErr w:type="gramStart"/>
             <w:r>
               <w:rPr>
                 <w:rFonts w:ascii="Consolas" w:eastAsia="Times New Roman" w:hAnsi="Consolas"/>
@@ -9966,17 +10097,7 @@
                 <w:sz w:val="16"/>
                 <w:szCs w:val="16"/>
               </w:rPr>
-              <w:t>(</w:t>
-            </w:r>
-            <w:proofErr w:type="gramEnd"/>
-            <w:r>
-              <w:rPr>
-                <w:rFonts w:ascii="Consolas" w:eastAsia="Times New Roman" w:hAnsi="Consolas"/>
-                <w:color w:val="000000"/>
-                <w:sz w:val="16"/>
-                <w:szCs w:val="16"/>
-              </w:rPr>
-              <w:t>(Rm shift s), n). Update Q</w:t>
+              <w:t>((Rm shift s), n). Update Q</w:t>
             </w:r>
           </w:p>
         </w:tc>
@@ -10863,67 +10984,7 @@
                 <w:sz w:val="16"/>
                 <w:szCs w:val="16"/>
               </w:rPr>
-              <w:t xml:space="preserve">Store Register Exclusive, </w:t>
-            </w:r>
-            <w:proofErr w:type="gramStart"/>
-            <w:r>
-              <w:rPr>
-                <w:rFonts w:ascii="Consolas" w:eastAsia="Times New Roman" w:hAnsi="Consolas"/>
-                <w:color w:val="000000"/>
-                <w:sz w:val="16"/>
-                <w:szCs w:val="16"/>
-              </w:rPr>
-              <w:t>If</w:t>
-            </w:r>
-            <w:proofErr w:type="gramEnd"/>
-            <w:r>
-              <w:rPr>
-                <w:rFonts w:ascii="Consolas" w:eastAsia="Times New Roman" w:hAnsi="Consolas"/>
-                <w:color w:val="000000"/>
-                <w:sz w:val="16"/>
-                <w:szCs w:val="16"/>
-              </w:rPr>
-              <w:t xml:space="preserve"> </w:t>
-            </w:r>
-            <w:proofErr w:type="gramStart"/>
-            <w:r>
-              <w:rPr>
-                <w:rFonts w:ascii="Consolas" w:eastAsia="Times New Roman" w:hAnsi="Consolas"/>
-                <w:color w:val="000000"/>
-                <w:sz w:val="16"/>
-                <w:szCs w:val="16"/>
-              </w:rPr>
-              <w:t>allowed,</w:t>
-            </w:r>
-            <w:proofErr w:type="gramEnd"/>
-            <w:r>
-              <w:rPr>
-                <w:rFonts w:ascii="Consolas" w:eastAsia="Times New Roman" w:hAnsi="Consolas"/>
-                <w:color w:val="000000"/>
-                <w:sz w:val="16"/>
-                <w:szCs w:val="16"/>
-              </w:rPr>
-              <w:t xml:space="preserve"> </w:t>
-            </w:r>
-            <w:proofErr w:type="gramStart"/>
-            <w:r>
-              <w:rPr>
-                <w:rFonts w:ascii="Consolas" w:eastAsia="Times New Roman" w:hAnsi="Consolas"/>
-                <w:color w:val="000000"/>
-                <w:sz w:val="16"/>
-                <w:szCs w:val="16"/>
-              </w:rPr>
-              <w:t>mem[</w:t>
-            </w:r>
-            <w:proofErr w:type="gramEnd"/>
-            <w:r>
-              <w:rPr>
-                <w:rFonts w:ascii="Consolas" w:eastAsia="Times New Roman" w:hAnsi="Consolas"/>
-                <w:color w:val="000000"/>
-                <w:sz w:val="16"/>
-                <w:szCs w:val="16"/>
-              </w:rPr>
-              <w:t xml:space="preserve">Rn + offset] </w:t>
+              <w:t xml:space="preserve">Store Register Exclusive, If allowed, mem[Rn + offset] </w:t>
             </w:r>
             <w:r>
               <w:rPr>
@@ -11082,27 +11143,7 @@
                 <w:sz w:val="16"/>
                 <w:szCs w:val="16"/>
               </w:rPr>
-              <w:t xml:space="preserve">Store Register Exclusive Byte, </w:t>
-            </w:r>
-            <w:proofErr w:type="gramStart"/>
-            <w:r>
-              <w:rPr>
-                <w:rFonts w:ascii="Consolas" w:eastAsia="Times New Roman" w:hAnsi="Consolas"/>
-                <w:color w:val="000000"/>
-                <w:sz w:val="16"/>
-                <w:szCs w:val="16"/>
-              </w:rPr>
-              <w:t>mem[</w:t>
-            </w:r>
-            <w:proofErr w:type="gramEnd"/>
-            <w:r>
-              <w:rPr>
-                <w:rFonts w:ascii="Consolas" w:eastAsia="Times New Roman" w:hAnsi="Consolas"/>
-                <w:color w:val="000000"/>
-                <w:sz w:val="16"/>
-                <w:szCs w:val="16"/>
-              </w:rPr>
-              <w:t xml:space="preserve">Rn] </w:t>
+              <w:t xml:space="preserve">Store Register Exclusive Byte, mem[Rn] </w:t>
             </w:r>
             <w:r>
               <w:rPr>
@@ -11120,47 +11161,7 @@
                 <w:sz w:val="16"/>
                 <w:szCs w:val="16"/>
               </w:rPr>
-              <w:t xml:space="preserve"> </w:t>
-            </w:r>
-            <w:proofErr w:type="gramStart"/>
-            <w:r>
-              <w:rPr>
-                <w:rFonts w:ascii="Consolas" w:eastAsia="Times New Roman" w:hAnsi="Consolas"/>
-                <w:color w:val="000000"/>
-                <w:sz w:val="16"/>
-                <w:szCs w:val="16"/>
-              </w:rPr>
-              <w:t>Rt[</w:t>
-            </w:r>
-            <w:proofErr w:type="gramEnd"/>
-            <w:r>
-              <w:rPr>
-                <w:rFonts w:ascii="Consolas" w:eastAsia="Times New Roman" w:hAnsi="Consolas"/>
-                <w:color w:val="000000"/>
-                <w:sz w:val="16"/>
-                <w:szCs w:val="16"/>
-              </w:rPr>
-              <w:t xml:space="preserve">15:0] or </w:t>
-            </w:r>
-            <w:proofErr w:type="gramStart"/>
-            <w:r>
-              <w:rPr>
-                <w:rFonts w:ascii="Consolas" w:eastAsia="Times New Roman" w:hAnsi="Consolas"/>
-                <w:color w:val="000000"/>
-                <w:sz w:val="16"/>
-                <w:szCs w:val="16"/>
-              </w:rPr>
-              <w:t>mem[</w:t>
-            </w:r>
-            <w:proofErr w:type="gramEnd"/>
-            <w:r>
-              <w:rPr>
-                <w:rFonts w:ascii="Consolas" w:eastAsia="Times New Roman" w:hAnsi="Consolas"/>
-                <w:color w:val="000000"/>
-                <w:sz w:val="16"/>
-                <w:szCs w:val="16"/>
-              </w:rPr>
-              <w:t xml:space="preserve">Rn] </w:t>
+              <w:t xml:space="preserve"> Rt[15:0] or mem[Rn] </w:t>
             </w:r>
             <w:r>
               <w:rPr>
@@ -11178,27 +11179,7 @@
                 <w:sz w:val="16"/>
                 <w:szCs w:val="16"/>
               </w:rPr>
-              <w:t xml:space="preserve"> </w:t>
-            </w:r>
-            <w:proofErr w:type="gramStart"/>
-            <w:r>
-              <w:rPr>
-                <w:rFonts w:ascii="Consolas" w:eastAsia="Times New Roman" w:hAnsi="Consolas"/>
-                <w:color w:val="000000"/>
-                <w:sz w:val="16"/>
-                <w:szCs w:val="16"/>
-              </w:rPr>
-              <w:t>Rt[</w:t>
-            </w:r>
-            <w:proofErr w:type="gramEnd"/>
-            <w:r>
-              <w:rPr>
-                <w:rFonts w:ascii="Consolas" w:eastAsia="Times New Roman" w:hAnsi="Consolas"/>
-                <w:color w:val="000000"/>
-                <w:sz w:val="16"/>
-                <w:szCs w:val="16"/>
-              </w:rPr>
-              <w:t xml:space="preserve">7:0], clear exclusive tag, Rd </w:t>
+              <w:t xml:space="preserve"> Rt[7:0], clear exclusive tag, Rd </w:t>
             </w:r>
             <w:r>
               <w:rPr>
@@ -11278,6 +11259,7 @@
                 <w:sz w:val="16"/>
                 <w:szCs w:val="16"/>
               </w:rPr>
+              <w:lastRenderedPageBreak/>
               <w:t>STREXH</w:t>
             </w:r>
           </w:p>
@@ -11341,27 +11323,7 @@
                 <w:sz w:val="16"/>
                 <w:szCs w:val="16"/>
               </w:rPr>
-              <w:t xml:space="preserve">Store Register Exclusive Halfword, </w:t>
-            </w:r>
-            <w:proofErr w:type="gramStart"/>
-            <w:r>
-              <w:rPr>
-                <w:rFonts w:ascii="Consolas" w:eastAsia="Times New Roman" w:hAnsi="Consolas"/>
-                <w:color w:val="000000"/>
-                <w:sz w:val="16"/>
-                <w:szCs w:val="16"/>
-              </w:rPr>
-              <w:t>mem[</w:t>
-            </w:r>
-            <w:proofErr w:type="gramEnd"/>
-            <w:r>
-              <w:rPr>
-                <w:rFonts w:ascii="Consolas" w:eastAsia="Times New Roman" w:hAnsi="Consolas"/>
-                <w:color w:val="000000"/>
-                <w:sz w:val="16"/>
-                <w:szCs w:val="16"/>
-              </w:rPr>
-              <w:t xml:space="preserve">Rn] </w:t>
+              <w:t xml:space="preserve">Store Register Exclusive Halfword, mem[Rn] </w:t>
             </w:r>
             <w:r>
               <w:rPr>
@@ -11379,47 +11341,7 @@
                 <w:sz w:val="16"/>
                 <w:szCs w:val="16"/>
               </w:rPr>
-              <w:t xml:space="preserve"> </w:t>
-            </w:r>
-            <w:proofErr w:type="gramStart"/>
-            <w:r>
-              <w:rPr>
-                <w:rFonts w:ascii="Consolas" w:eastAsia="Times New Roman" w:hAnsi="Consolas"/>
-                <w:color w:val="000000"/>
-                <w:sz w:val="16"/>
-                <w:szCs w:val="16"/>
-              </w:rPr>
-              <w:t>Rt[</w:t>
-            </w:r>
-            <w:proofErr w:type="gramEnd"/>
-            <w:r>
-              <w:rPr>
-                <w:rFonts w:ascii="Consolas" w:eastAsia="Times New Roman" w:hAnsi="Consolas"/>
-                <w:color w:val="000000"/>
-                <w:sz w:val="16"/>
-                <w:szCs w:val="16"/>
-              </w:rPr>
-              <w:t xml:space="preserve">15:0] or </w:t>
-            </w:r>
-            <w:proofErr w:type="gramStart"/>
-            <w:r>
-              <w:rPr>
-                <w:rFonts w:ascii="Consolas" w:eastAsia="Times New Roman" w:hAnsi="Consolas"/>
-                <w:color w:val="000000"/>
-                <w:sz w:val="16"/>
-                <w:szCs w:val="16"/>
-              </w:rPr>
-              <w:t>mem[</w:t>
-            </w:r>
-            <w:proofErr w:type="gramEnd"/>
-            <w:r>
-              <w:rPr>
-                <w:rFonts w:ascii="Consolas" w:eastAsia="Times New Roman" w:hAnsi="Consolas"/>
-                <w:color w:val="000000"/>
-                <w:sz w:val="16"/>
-                <w:szCs w:val="16"/>
-              </w:rPr>
-              <w:t xml:space="preserve">Rn] </w:t>
+              <w:t xml:space="preserve"> Rt[15:0] or mem[Rn] </w:t>
             </w:r>
             <w:r>
               <w:rPr>
@@ -11437,27 +11359,7 @@
                 <w:sz w:val="16"/>
                 <w:szCs w:val="16"/>
               </w:rPr>
-              <w:t xml:space="preserve"> </w:t>
-            </w:r>
-            <w:proofErr w:type="gramStart"/>
-            <w:r>
-              <w:rPr>
-                <w:rFonts w:ascii="Consolas" w:eastAsia="Times New Roman" w:hAnsi="Consolas"/>
-                <w:color w:val="000000"/>
-                <w:sz w:val="16"/>
-                <w:szCs w:val="16"/>
-              </w:rPr>
-              <w:t>Rt[</w:t>
-            </w:r>
-            <w:proofErr w:type="gramEnd"/>
-            <w:r>
-              <w:rPr>
-                <w:rFonts w:ascii="Consolas" w:eastAsia="Times New Roman" w:hAnsi="Consolas"/>
-                <w:color w:val="000000"/>
-                <w:sz w:val="16"/>
-                <w:szCs w:val="16"/>
-              </w:rPr>
-              <w:t xml:space="preserve">7:0], clear exclusive tag, Rd </w:t>
+              <w:t xml:space="preserve"> Rt[7:0], clear exclusive tag, Rd </w:t>
             </w:r>
             <w:r>
               <w:rPr>
@@ -11905,7 +11807,6 @@
                 <w:sz w:val="16"/>
                 <w:szCs w:val="16"/>
               </w:rPr>
-              <w:lastRenderedPageBreak/>
               <w:t>SUB, SUBS</w:t>
             </w:r>
           </w:p>
@@ -14284,8 +14185,8 @@
     </w:p>
     <w:p/>
     <w:sectPr>
-      <w:footerReference w:type="even" r:id="rId9"/>
-      <w:footerReference w:type="default" r:id="rId10"/>
+      <w:footerReference w:type="even" r:id="rId10"/>
+      <w:footerReference w:type="default" r:id="rId11"/>
       <w:type w:val="continuous"/>
       <w:pgSz w:w="12240" w:h="15840" w:code="1"/>
       <w:pgMar w:top="1440" w:right="1008" w:bottom="1440" w:left="1008" w:header="720" w:footer="720" w:gutter="0"/>
@@ -17201,6 +17102,7 @@
   <w:style w:type="character" w:default="1" w:styleId="DefaultParagraphFont">
     <w:name w:val="Default Paragraph Font"/>
     <w:uiPriority w:val="1"/>
+    <w:semiHidden/>
     <w:unhideWhenUsed/>
   </w:style>
   <w:style w:type="table" w:default="1" w:styleId="TableNormal">
@@ -17549,6 +17451,37 @@
       <w:szCs w:val="24"/>
     </w:rPr>
   </w:style>
+  <w:style w:type="paragraph" w:styleId="Title">
+    <w:name w:val="Title"/>
+    <w:basedOn w:val="Normal"/>
+    <w:next w:val="Normal"/>
+    <w:link w:val="TitleChar"/>
+    <w:qFormat/>
+    <w:rsid w:val="0084077E"/>
+    <w:pPr>
+      <w:contextualSpacing/>
+    </w:pPr>
+    <w:rPr>
+      <w:rFonts w:asciiTheme="majorHAnsi" w:eastAsiaTheme="majorEastAsia" w:hAnsiTheme="majorHAnsi" w:cstheme="majorBidi"/>
+      <w:spacing w:val="-10"/>
+      <w:kern w:val="28"/>
+      <w:sz w:val="56"/>
+      <w:szCs w:val="56"/>
+    </w:rPr>
+  </w:style>
+  <w:style w:type="character" w:customStyle="1" w:styleId="TitleChar">
+    <w:name w:val="Title Char"/>
+    <w:basedOn w:val="DefaultParagraphFont"/>
+    <w:link w:val="Title"/>
+    <w:rsid w:val="0084077E"/>
+    <w:rPr>
+      <w:rFonts w:asciiTheme="majorHAnsi" w:eastAsiaTheme="majorEastAsia" w:hAnsiTheme="majorHAnsi" w:cstheme="majorBidi"/>
+      <w:spacing w:val="-10"/>
+      <w:kern w:val="28"/>
+      <w:sz w:val="56"/>
+      <w:szCs w:val="56"/>
+    </w:rPr>
+  </w:style>
 </w:styles>
 </file>
 
